--- a/public/assets/files/stacjonarne/AIC.docx
+++ b/public/assets/files/stacjonarne/AIC.docx
@@ -523,6 +523,7 @@
                 <w:i w:val="0"/>
                 <w:sz w:val="22"/>
               </w:rPr>
+              <w:t>I</w:t>
             </w:r>
           </w:p>
         </w:tc>
@@ -560,6 +561,7 @@
                 <w:i w:val="0"/>
                 <w:sz w:val="22"/>
               </w:rPr>
+              <w:t>specjalizacyjny</w:t>
             </w:r>
           </w:p>
         </w:tc>

--- a/public/assets/files/stacjonarne/AIC.docx
+++ b/public/assets/files/stacjonarne/AIC.docx
@@ -681,12 +681,22 @@
         <w:tblW w:w="5000" w:type="pct"/>
       </w:tblPr>
       <w:tblGrid>
-        <w:gridCol w:w="9972"/>
+        <w:gridCol w:w="997"/>
+        <w:gridCol w:w="997"/>
+        <w:gridCol w:w="997"/>
+        <w:gridCol w:w="997"/>
+        <w:gridCol w:w="997"/>
+        <w:gridCol w:w="997"/>
+        <w:gridCol w:w="997"/>
+        <w:gridCol w:w="997"/>
+        <w:gridCol w:w="997"/>
+        <w:gridCol w:w="997"/>
       </w:tblGrid>
       <w:tr>
         <w:tc>
           <w:tcPr>
-            <w:tcW w:type="dxa" w:w="9972"/>
+            <w:tcW w:type="dxa" w:w="9970"/>
+            <w:gridSpan w:val="10"/>
             <w:shd w:val="clear" w:color="auto" w:fill="D9D9D9"/>
           </w:tcPr>
           <w:p>
@@ -705,31 +715,34 @@
           </w:p>
         </w:tc>
       </w:tr>
-    </w:tbl>
-    <w:tbl>
-      <w:tblPr>
-        <w:tblW w:type="auto" w:w="0"/>
-        <w:tblLook w:firstColumn="1" w:firstRow="1" w:lastColumn="0" w:lastRow="0" w:noHBand="0" w:noVBand="1" w:val="04A0"/>
-        <w:tblBorders>
-          <w:top w:val="single" w:sz="4" w:space="0" w:color="000000"/>
-          <w:left w:val="single" w:sz="4" w:space="0" w:color="000000"/>
-          <w:bottom w:val="single" w:sz="4" w:space="0" w:color="000000"/>
-          <w:right w:val="single" w:sz="4" w:space="0" w:color="000000"/>
-          <w:insideH w:val="single" w:sz="4" w:space="0" w:color="000000"/>
-          <w:insideV w:val="single" w:sz="4" w:space="0" w:color="000000"/>
-        </w:tblBorders>
-        <w:tblW w:w="5000" w:type="pct"/>
-      </w:tblPr>
-      <w:tblGrid>
-        <w:gridCol w:w="2493"/>
-        <w:gridCol w:w="2493"/>
-        <w:gridCol w:w="2493"/>
-        <w:gridCol w:w="2493"/>
-      </w:tblGrid>
       <w:tr>
         <w:tc>
           <w:tcPr>
-            <w:tcW w:type="dxa" w:w="2493"/>
+            <w:tcW w:type="dxa" w:w="9970"/>
+            <w:gridSpan w:val="10"/>
+            <w:shd w:val="clear" w:color="auto" w:fill="D9D9D9"/>
+          </w:tcPr>
+          <w:p>
+            <w:pPr>
+              <w:spacing w:before="20" w:after="20"/>
+            </w:pPr>
+            <w:r>
+              <w:rPr>
+                <w:rFonts w:ascii="Aptos" w:hAnsi="Aptos"/>
+                <w:b w:val="0"/>
+                <w:i w:val="0"/>
+                <w:sz w:val="16"/>
+              </w:rPr>
+              <w:t>Wymiar godzinowy (liczba godzin w semestrze)</w:t>
+            </w:r>
+          </w:p>
+        </w:tc>
+      </w:tr>
+      <w:tr>
+        <w:tc>
+          <w:tcPr>
+            <w:tcW w:type="dxa" w:w="1994"/>
+            <w:gridSpan w:val="2"/>
             <w:shd w:val="clear" w:color="auto" w:fill="D9D9D9"/>
           </w:tcPr>
           <w:p>
@@ -749,7 +762,8 @@
         </w:tc>
         <w:tc>
           <w:tcPr>
-            <w:tcW w:type="dxa" w:w="2493"/>
+            <w:tcW w:type="dxa" w:w="2991"/>
+            <w:gridSpan w:val="3"/>
             <w:shd w:val="clear" w:color="auto" w:fill="D9D9D9"/>
           </w:tcPr>
           <w:p>
@@ -769,7 +783,8 @@
         </w:tc>
         <w:tc>
           <w:tcPr>
-            <w:tcW w:type="dxa" w:w="2493"/>
+            <w:tcW w:type="dxa" w:w="2991"/>
+            <w:gridSpan w:val="3"/>
             <w:shd w:val="clear" w:color="auto" w:fill="D9D9D9"/>
           </w:tcPr>
           <w:p>
@@ -789,7 +804,8 @@
         </w:tc>
         <w:tc>
           <w:tcPr>
-            <w:tcW w:type="dxa" w:w="2493"/>
+            <w:tcW w:type="dxa" w:w="1994"/>
+            <w:gridSpan w:val="2"/>
             <w:shd w:val="clear" w:color="auto" w:fill="D9D9D9"/>
           </w:tcPr>
           <w:p>
@@ -811,7 +827,8 @@
       <w:tr>
         <w:tc>
           <w:tcPr>
-            <w:tcW w:type="dxa" w:w="2493"/>
+            <w:tcW w:type="dxa" w:w="1994"/>
+            <w:gridSpan w:val="2"/>
           </w:tcPr>
           <w:p>
             <w:pPr>
@@ -830,7 +847,8 @@
         </w:tc>
         <w:tc>
           <w:tcPr>
-            <w:tcW w:type="dxa" w:w="2493"/>
+            <w:tcW w:type="dxa" w:w="2991"/>
+            <w:gridSpan w:val="3"/>
           </w:tcPr>
           <w:p>
             <w:pPr>
@@ -849,7 +867,8 @@
         </w:tc>
         <w:tc>
           <w:tcPr>
-            <w:tcW w:type="dxa" w:w="2493"/>
+            <w:tcW w:type="dxa" w:w="2991"/>
+            <w:gridSpan w:val="3"/>
           </w:tcPr>
           <w:p>
             <w:pPr>
@@ -868,7 +887,8 @@
         </w:tc>
         <w:tc>
           <w:tcPr>
-            <w:tcW w:type="dxa" w:w="2493"/>
+            <w:tcW w:type="dxa" w:w="1994"/>
+            <w:gridSpan w:val="2"/>
           </w:tcPr>
           <w:p>
             <w:pPr>
@@ -886,30 +906,34 @@
           </w:p>
         </w:tc>
       </w:tr>
-    </w:tbl>
-    <w:tbl>
-      <w:tblPr>
-        <w:tblW w:type="auto" w:w="0"/>
-        <w:tblLook w:firstColumn="1" w:firstRow="1" w:lastColumn="0" w:lastRow="0" w:noHBand="0" w:noVBand="1" w:val="04A0"/>
-        <w:tblBorders>
-          <w:top w:val="single" w:sz="4" w:space="0" w:color="000000"/>
-          <w:left w:val="single" w:sz="4" w:space="0" w:color="000000"/>
-          <w:bottom w:val="single" w:sz="4" w:space="0" w:color="000000"/>
-          <w:right w:val="single" w:sz="4" w:space="0" w:color="000000"/>
-          <w:insideH w:val="single" w:sz="4" w:space="0" w:color="000000"/>
-          <w:insideV w:val="single" w:sz="4" w:space="0" w:color="000000"/>
-        </w:tblBorders>
-        <w:tblW w:w="5000" w:type="pct"/>
-      </w:tblPr>
-      <w:tblGrid>
-        <w:gridCol w:w="3324"/>
-        <w:gridCol w:w="3324"/>
-        <w:gridCol w:w="3324"/>
-      </w:tblGrid>
       <w:tr>
         <w:tc>
           <w:tcPr>
-            <w:tcW w:type="dxa" w:w="3324"/>
+            <w:tcW w:type="dxa" w:w="9970"/>
+            <w:gridSpan w:val="10"/>
+            <w:shd w:val="clear" w:color="auto" w:fill="D9D9D9"/>
+          </w:tcPr>
+          <w:p>
+            <w:pPr>
+              <w:spacing w:before="20" w:after="20"/>
+            </w:pPr>
+            <w:r>
+              <w:rPr>
+                <w:rFonts w:ascii="Aptos" w:hAnsi="Aptos"/>
+                <w:b/>
+                <w:i w:val="0"/>
+                <w:sz w:val="22"/>
+              </w:rPr>
+              <w:t>Bilans ECTS</w:t>
+            </w:r>
+          </w:p>
+        </w:tc>
+      </w:tr>
+      <w:tr>
+        <w:tc>
+          <w:tcPr>
+            <w:tcW w:type="dxa" w:w="4985"/>
+            <w:gridSpan w:val="5"/>
             <w:shd w:val="clear" w:color="auto" w:fill="D9D9D9"/>
           </w:tcPr>
           <w:p>
@@ -929,7 +953,8 @@
         </w:tc>
         <w:tc>
           <w:tcPr>
-            <w:tcW w:type="dxa" w:w="3324"/>
+            <w:tcW w:type="dxa" w:w="2991"/>
+            <w:gridSpan w:val="3"/>
             <w:shd w:val="clear" w:color="auto" w:fill="D9D9D9"/>
           </w:tcPr>
           <w:p>
@@ -949,7 +974,8 @@
         </w:tc>
         <w:tc>
           <w:tcPr>
-            <w:tcW w:type="dxa" w:w="3324"/>
+            <w:tcW w:type="dxa" w:w="1994"/>
+            <w:gridSpan w:val="2"/>
             <w:shd w:val="clear" w:color="auto" w:fill="D9D9D9"/>
           </w:tcPr>
           <w:p>
@@ -971,7 +997,8 @@
       <w:tr>
         <w:tc>
           <w:tcPr>
-            <w:tcW w:type="dxa" w:w="3324"/>
+            <w:tcW w:type="dxa" w:w="4985"/>
+            <w:gridSpan w:val="5"/>
           </w:tcPr>
           <w:p>
             <w:pPr>
@@ -990,7 +1017,8 @@
         </w:tc>
         <w:tc>
           <w:tcPr>
-            <w:tcW w:type="dxa" w:w="3324"/>
+            <w:tcW w:type="dxa" w:w="2991"/>
+            <w:gridSpan w:val="3"/>
           </w:tcPr>
           <w:p>
             <w:pPr>
@@ -1009,7 +1037,8 @@
         </w:tc>
         <w:tc>
           <w:tcPr>
-            <w:tcW w:type="dxa" w:w="3324"/>
+            <w:tcW w:type="dxa" w:w="1994"/>
+            <w:gridSpan w:val="2"/>
           </w:tcPr>
           <w:p>
             <w:pPr>
@@ -1030,7 +1059,8 @@
       <w:tr>
         <w:tc>
           <w:tcPr>
-            <w:tcW w:type="dxa" w:w="3324"/>
+            <w:tcW w:type="dxa" w:w="4985"/>
+            <w:gridSpan w:val="5"/>
           </w:tcPr>
           <w:p>
             <w:pPr>
@@ -1049,7 +1079,8 @@
         </w:tc>
         <w:tc>
           <w:tcPr>
-            <w:tcW w:type="dxa" w:w="3324"/>
+            <w:tcW w:type="dxa" w:w="2991"/>
+            <w:gridSpan w:val="3"/>
           </w:tcPr>
           <w:p>
             <w:pPr>
@@ -1068,7 +1099,8 @@
         </w:tc>
         <w:tc>
           <w:tcPr>
-            <w:tcW w:type="dxa" w:w="3324"/>
+            <w:tcW w:type="dxa" w:w="1994"/>
+            <w:gridSpan w:val="2"/>
           </w:tcPr>
           <w:p>
             <w:pPr>
@@ -1089,7 +1121,29 @@
       <w:tr>
         <w:tc>
           <w:tcPr>
-            <w:tcW w:type="dxa" w:w="3324"/>
+            <w:tcW w:type="dxa" w:w="4985"/>
+            <w:gridSpan w:val="5"/>
+            <w:shd w:val="clear" w:color="auto" w:fill="D9D9D9"/>
+          </w:tcPr>
+          <w:p>
+            <w:pPr>
+              <w:spacing w:before="20" w:after="20"/>
+            </w:pPr>
+            <w:r>
+              <w:rPr>
+                <w:rFonts w:ascii="Aptos" w:hAnsi="Aptos"/>
+                <w:b/>
+                <w:i w:val="0"/>
+                <w:sz w:val="16"/>
+              </w:rPr>
+              <w:t>Opis samodzielnej pracy studenta</w:t>
+            </w:r>
+          </w:p>
+        </w:tc>
+        <w:tc>
+          <w:tcPr>
+            <w:tcW w:type="dxa" w:w="4985"/>
+            <w:gridSpan w:val="5"/>
           </w:tcPr>
           <w:p>
             <w:pPr>
@@ -1102,45 +1156,7 @@
                 <w:i w:val="0"/>
                 <w:sz w:val="22"/>
               </w:rPr>
-              <w:t>Suma</w:t>
-            </w:r>
-          </w:p>
-        </w:tc>
-        <w:tc>
-          <w:tcPr>
-            <w:tcW w:type="dxa" w:w="3324"/>
-          </w:tcPr>
-          <w:p>
-            <w:pPr>
-              <w:spacing w:before="20" w:after="20"/>
-            </w:pPr>
-            <w:r>
-              <w:rPr>
-                <w:rFonts w:ascii="Aptos" w:hAnsi="Aptos"/>
-                <w:b w:val="0"/>
-                <w:i w:val="0"/>
-                <w:sz w:val="22"/>
-              </w:rPr>
-              <w:t>100</w:t>
-            </w:r>
-          </w:p>
-        </w:tc>
-        <w:tc>
-          <w:tcPr>
-            <w:tcW w:type="dxa" w:w="3324"/>
-          </w:tcPr>
-          <w:p>
-            <w:pPr>
-              <w:spacing w:before="20" w:after="20"/>
-            </w:pPr>
-            <w:r>
-              <w:rPr>
-                <w:rFonts w:ascii="Aptos" w:hAnsi="Aptos"/>
-                <w:b w:val="0"/>
-                <w:i w:val="0"/>
-                <w:sz w:val="22"/>
-              </w:rPr>
-              <w:t>4</w:t>
+              <w:t>Analiza rzeczywistych przypadków incydentów cyberbezpieczeństwa; przygotowanie raportu z analizy wybranego incydentu; samodzielne ćwiczenia z narzędziami do analizy zagrożeń.</w:t>
             </w:r>
           </w:p>
         </w:tc>
@@ -1251,7 +1267,97 @@
           <w:tcPr>
             <w:tcW w:type="dxa" w:w="9972"/>
           </w:tcPr>
-          <w:p/>
+          <w:p>
+            <w:pPr>
+              <w:spacing w:before="20" w:after="20"/>
+            </w:pPr>
+            <w:r>
+              <w:rPr>
+                <w:rFonts w:ascii="Aptos" w:hAnsi="Aptos"/>
+                <w:b/>
+                <w:sz w:val="22"/>
+              </w:rPr>
+              <w:t>Wykład:</w:t>
+            </w:r>
+          </w:p>
+          <w:p>
+            <w:pPr>
+              <w:spacing w:before="20" w:after="20"/>
+            </w:pPr>
+            <w:r>
+              <w:rPr>
+                <w:rFonts w:ascii="Aptos" w:hAnsi="Aptos"/>
+                <w:b w:val="0"/>
+                <w:sz w:val="22"/>
+              </w:rPr>
+              <w:t>• wykład z prezentacją multimedialną</w:t>
+            </w:r>
+          </w:p>
+          <w:p>
+            <w:pPr>
+              <w:spacing w:before="20" w:after="20"/>
+            </w:pPr>
+            <w:r>
+              <w:rPr>
+                <w:rFonts w:ascii="Aptos" w:hAnsi="Aptos"/>
+                <w:b w:val="0"/>
+                <w:sz w:val="22"/>
+              </w:rPr>
+              <w:t>• wykład konwersatoryjny (z elementami dyskusji)</w:t>
+            </w:r>
+          </w:p>
+          <w:p>
+            <w:pPr>
+              <w:spacing w:before="20" w:after="20"/>
+            </w:pPr>
+            <w:r>
+              <w:rPr>
+                <w:rFonts w:ascii="Aptos" w:hAnsi="Aptos"/>
+                <w:b/>
+                <w:sz w:val="22"/>
+              </w:rPr>
+              <w:t>Ćwiczenia / Laboratorium:</w:t>
+            </w:r>
+          </w:p>
+          <w:p>
+            <w:pPr>
+              <w:spacing w:before="20" w:after="20"/>
+            </w:pPr>
+            <w:r>
+              <w:rPr>
+                <w:rFonts w:ascii="Aptos" w:hAnsi="Aptos"/>
+                <w:b w:val="0"/>
+                <w:sz w:val="22"/>
+              </w:rPr>
+              <w:t>• warsztaty</w:t>
+            </w:r>
+          </w:p>
+          <w:p>
+            <w:pPr>
+              <w:spacing w:before="20" w:after="20"/>
+            </w:pPr>
+            <w:r>
+              <w:rPr>
+                <w:rFonts w:ascii="Aptos" w:hAnsi="Aptos"/>
+                <w:b w:val="0"/>
+                <w:sz w:val="22"/>
+              </w:rPr>
+              <w:t>• studia przypadków z bazy studiów przypadków opracowanych przez firmy MŚP lub będące efektem staży</w:t>
+            </w:r>
+          </w:p>
+          <w:p>
+            <w:pPr>
+              <w:spacing w:before="20" w:after="20"/>
+            </w:pPr>
+            <w:r>
+              <w:rPr>
+                <w:rFonts w:ascii="Aptos" w:hAnsi="Aptos"/>
+                <w:b w:val="0"/>
+                <w:sz w:val="22"/>
+              </w:rPr>
+              <w:t>• rozwiązywanie zadań</w:t>
+            </w:r>
+          </w:p>
         </w:tc>
       </w:tr>
     </w:tbl>
@@ -1500,81 +1606,10 @@
             <w:r>
               <w:rPr>
                 <w:rFonts w:ascii="Aptos" w:hAnsi="Aptos"/>
+                <w:b w:val="0"/>
+                <w:i w:val="0"/>
                 <w:sz w:val="22"/>
               </w:rPr>
-              <w:t>1. burza mózgów</w:t>
-            </w:r>
-          </w:p>
-          <w:p>
-            <w:pPr>
-              <w:spacing w:before="20" w:after="20"/>
-            </w:pPr>
-            <w:r>
-              <w:rPr>
-                <w:rFonts w:ascii="Aptos" w:hAnsi="Aptos"/>
-                <w:sz w:val="22"/>
-              </w:rPr>
-              <w:t>2. warsztaty</w:t>
-            </w:r>
-          </w:p>
-          <w:p>
-            <w:pPr>
-              <w:spacing w:before="20" w:after="20"/>
-            </w:pPr>
-            <w:r>
-              <w:rPr>
-                <w:rFonts w:ascii="Aptos" w:hAnsi="Aptos"/>
-                <w:sz w:val="22"/>
-              </w:rPr>
-              <w:t>3. Kryteria oceny</w:t>
-            </w:r>
-          </w:p>
-          <w:p>
-            <w:pPr>
-              <w:spacing w:before="20" w:after="20"/>
-            </w:pPr>
-            <w:r>
-              <w:rPr>
-                <w:rFonts w:ascii="Aptos" w:hAnsi="Aptos"/>
-                <w:sz w:val="22"/>
-              </w:rPr>
-              <w:t>4. Laboratorium/Projekt</w:t>
-            </w:r>
-          </w:p>
-          <w:p>
-            <w:pPr>
-              <w:spacing w:before="20" w:after="20"/>
-            </w:pPr>
-            <w:r>
-              <w:rPr>
-                <w:rFonts w:ascii="Aptos" w:hAnsi="Aptos"/>
-                <w:sz w:val="22"/>
-              </w:rPr>
-              <w:t>5. rezultaty gry strategicznej, kolokwium końcowe</w:t>
-            </w:r>
-          </w:p>
-          <w:p>
-            <w:pPr>
-              <w:spacing w:before="20" w:after="20"/>
-            </w:pPr>
-            <w:r>
-              <w:rPr>
-                <w:rFonts w:ascii="Aptos" w:hAnsi="Aptos"/>
-                <w:sz w:val="22"/>
-              </w:rPr>
-              <w:t>6. Kryteria oceny:niedostateczny: &lt; 50% możliwych do zdobycia punktów dostateczny  :     50%-60% możliwych do zdobycia punktów dostateczny+ :    61%- 70% możliwych do zdobycia punktówdobry :                71%-80% możliwych do zdobycia punktówdobry +:              81%-90% możliwych do zdobycia punktów bardzo dobry  :   &gt;90%  możliwych do zdobycia punktów</w:t>
-            </w:r>
-          </w:p>
-          <w:p>
-            <w:pPr>
-              <w:spacing w:before="20" w:after="20"/>
-            </w:pPr>
-            <w:r>
-              <w:rPr>
-                <w:rFonts w:ascii="Aptos" w:hAnsi="Aptos"/>
-                <w:sz w:val="22"/>
-              </w:rPr>
-              <w:t>7. Zaliczenie – kolokwium końcowe z Laboratoriów</w:t>
             </w:r>
           </w:p>
         </w:tc>
@@ -1591,7 +1626,7 @@
                 <w:rFonts w:ascii="Aptos" w:hAnsi="Aptos"/>
                 <w:sz w:val="22"/>
               </w:rPr>
-              <w:t>1. burza mózgów</w:t>
+              <w:t>1. kolokwium końcowe</w:t>
             </w:r>
           </w:p>
           <w:p>
@@ -1603,7 +1638,7 @@
                 <w:rFonts w:ascii="Aptos" w:hAnsi="Aptos"/>
                 <w:sz w:val="22"/>
               </w:rPr>
-              <w:t>2. warsztaty</w:t>
+              <w:t>2. rezultaty gry strategicznej</w:t>
             </w:r>
           </w:p>
           <w:p>
@@ -1615,55 +1650,7 @@
                 <w:rFonts w:ascii="Aptos" w:hAnsi="Aptos"/>
                 <w:sz w:val="22"/>
               </w:rPr>
-              <w:t>3. Kryteria oceny</w:t>
-            </w:r>
-          </w:p>
-          <w:p>
-            <w:pPr>
-              <w:spacing w:before="20" w:after="20"/>
-            </w:pPr>
-            <w:r>
-              <w:rPr>
-                <w:rFonts w:ascii="Aptos" w:hAnsi="Aptos"/>
-                <w:sz w:val="22"/>
-              </w:rPr>
-              <w:t>4. Laboratorium/Projekt</w:t>
-            </w:r>
-          </w:p>
-          <w:p>
-            <w:pPr>
-              <w:spacing w:before="20" w:after="20"/>
-            </w:pPr>
-            <w:r>
-              <w:rPr>
-                <w:rFonts w:ascii="Aptos" w:hAnsi="Aptos"/>
-                <w:sz w:val="22"/>
-              </w:rPr>
-              <w:t>5. rezultaty gry strategicznej, kolokwium końcowe</w:t>
-            </w:r>
-          </w:p>
-          <w:p>
-            <w:pPr>
-              <w:spacing w:before="20" w:after="20"/>
-            </w:pPr>
-            <w:r>
-              <w:rPr>
-                <w:rFonts w:ascii="Aptos" w:hAnsi="Aptos"/>
-                <w:sz w:val="22"/>
-              </w:rPr>
-              <w:t>6. Kryteria oceny:niedostateczny: &lt; 50% możliwych do zdobycia punktów dostateczny  :     50%-60% możliwych do zdobycia punktów dostateczny+ :    61%- 70% możliwych do zdobycia punktówdobry :                71%-80% możliwych do zdobycia punktówdobry +:              81%-90% możliwych do zdobycia punktów bardzo dobry  :   &gt;90%  możliwych do zdobycia punktów</w:t>
-            </w:r>
-          </w:p>
-          <w:p>
-            <w:pPr>
-              <w:spacing w:before="20" w:after="20"/>
-            </w:pPr>
-            <w:r>
-              <w:rPr>
-                <w:rFonts w:ascii="Aptos" w:hAnsi="Aptos"/>
-                <w:sz w:val="22"/>
-              </w:rPr>
-              <w:t>7. Zaliczenie – kolokwium końcowe z Laboratoriów</w:t>
+              <w:t>3. raport z wykonanego zadania</w:t>
             </w:r>
           </w:p>
         </w:tc>
@@ -1904,14 +1891,14 @@
         <w:tblW w:w="5000" w:type="pct"/>
       </w:tblPr>
       <w:tblGrid>
-        <w:gridCol w:w="3324"/>
-        <w:gridCol w:w="3324"/>
-        <w:gridCol w:w="3324"/>
+        <w:gridCol w:w="680"/>
+        <w:gridCol w:w="4536"/>
+        <w:gridCol w:w="4252"/>
       </w:tblGrid>
       <w:tr>
         <w:tc>
           <w:tcPr>
-            <w:tcW w:type="dxa" w:w="9972"/>
+            <w:tcW w:type="dxa" w:w="9468"/>
             <w:gridSpan w:val="3"/>
             <w:shd w:val="clear" w:color="auto" w:fill="D9D9D9"/>
           </w:tcPr>
@@ -1934,7 +1921,7 @@
       <w:tr>
         <w:tc>
           <w:tcPr>
-            <w:tcW w:type="dxa" w:w="3324"/>
+            <w:tcW w:type="dxa" w:w="680"/>
             <w:shd w:val="clear" w:color="auto" w:fill="D9D9D9"/>
           </w:tcPr>
           <w:p>
@@ -1954,7 +1941,7 @@
         </w:tc>
         <w:tc>
           <w:tcPr>
-            <w:tcW w:type="dxa" w:w="3324"/>
+            <w:tcW w:type="dxa" w:w="4536"/>
             <w:shd w:val="clear" w:color="auto" w:fill="D9D9D9"/>
           </w:tcPr>
           <w:p>
@@ -1974,7 +1961,7 @@
         </w:tc>
         <w:tc>
           <w:tcPr>
-            <w:tcW w:type="dxa" w:w="3324"/>
+            <w:tcW w:type="dxa" w:w="4252"/>
             <w:shd w:val="clear" w:color="auto" w:fill="D9D9D9"/>
           </w:tcPr>
           <w:p>
@@ -1996,7 +1983,7 @@
       <w:tr>
         <w:tc>
           <w:tcPr>
-            <w:tcW w:type="dxa" w:w="3324"/>
+            <w:tcW w:type="dxa" w:w="680"/>
           </w:tcPr>
           <w:p>
             <w:pPr>
@@ -2015,7 +2002,7 @@
         </w:tc>
         <w:tc>
           <w:tcPr>
-            <w:tcW w:type="dxa" w:w="3324"/>
+            <w:tcW w:type="dxa" w:w="4536"/>
           </w:tcPr>
           <w:p>
             <w:pPr>
@@ -2034,7 +2021,7 @@
         </w:tc>
         <w:tc>
           <w:tcPr>
-            <w:tcW w:type="dxa" w:w="3324"/>
+            <w:tcW w:type="dxa" w:w="4252"/>
           </w:tcPr>
           <w:p>
             <w:pPr>
@@ -2054,7 +2041,7 @@
       <w:tr>
         <w:tc>
           <w:tcPr>
-            <w:tcW w:type="dxa" w:w="3324"/>
+            <w:tcW w:type="dxa" w:w="680"/>
           </w:tcPr>
           <w:p>
             <w:pPr>
@@ -2073,7 +2060,7 @@
         </w:tc>
         <w:tc>
           <w:tcPr>
-            <w:tcW w:type="dxa" w:w="3324"/>
+            <w:tcW w:type="dxa" w:w="4536"/>
           </w:tcPr>
           <w:p>
             <w:pPr>
@@ -2092,7 +2079,7 @@
         </w:tc>
         <w:tc>
           <w:tcPr>
-            <w:tcW w:type="dxa" w:w="3324"/>
+            <w:tcW w:type="dxa" w:w="4252"/>
           </w:tcPr>
           <w:p>
             <w:pPr>
@@ -2112,7 +2099,7 @@
       <w:tr>
         <w:tc>
           <w:tcPr>
-            <w:tcW w:type="dxa" w:w="3324"/>
+            <w:tcW w:type="dxa" w:w="680"/>
           </w:tcPr>
           <w:p>
             <w:pPr>
@@ -2131,7 +2118,7 @@
         </w:tc>
         <w:tc>
           <w:tcPr>
-            <w:tcW w:type="dxa" w:w="3324"/>
+            <w:tcW w:type="dxa" w:w="4536"/>
           </w:tcPr>
           <w:p>
             <w:pPr>
@@ -2150,7 +2137,7 @@
         </w:tc>
         <w:tc>
           <w:tcPr>
-            <w:tcW w:type="dxa" w:w="3324"/>
+            <w:tcW w:type="dxa" w:w="4252"/>
           </w:tcPr>
           <w:p>
             <w:pPr>
@@ -2170,7 +2157,7 @@
       <w:tr>
         <w:tc>
           <w:tcPr>
-            <w:tcW w:type="dxa" w:w="3324"/>
+            <w:tcW w:type="dxa" w:w="680"/>
           </w:tcPr>
           <w:p>
             <w:pPr>
@@ -2189,7 +2176,7 @@
         </w:tc>
         <w:tc>
           <w:tcPr>
-            <w:tcW w:type="dxa" w:w="3324"/>
+            <w:tcW w:type="dxa" w:w="4536"/>
           </w:tcPr>
           <w:p>
             <w:pPr>
@@ -2208,7 +2195,7 @@
         </w:tc>
         <w:tc>
           <w:tcPr>
-            <w:tcW w:type="dxa" w:w="3324"/>
+            <w:tcW w:type="dxa" w:w="4252"/>
           </w:tcPr>
           <w:p>
             <w:pPr>
@@ -2228,7 +2215,7 @@
       <w:tr>
         <w:tc>
           <w:tcPr>
-            <w:tcW w:type="dxa" w:w="3324"/>
+            <w:tcW w:type="dxa" w:w="680"/>
           </w:tcPr>
           <w:p>
             <w:pPr>
@@ -2247,7 +2234,7 @@
         </w:tc>
         <w:tc>
           <w:tcPr>
-            <w:tcW w:type="dxa" w:w="3324"/>
+            <w:tcW w:type="dxa" w:w="4536"/>
           </w:tcPr>
           <w:p>
             <w:pPr>
@@ -2266,7 +2253,7 @@
         </w:tc>
         <w:tc>
           <w:tcPr>
-            <w:tcW w:type="dxa" w:w="3324"/>
+            <w:tcW w:type="dxa" w:w="4252"/>
           </w:tcPr>
           <w:p>
             <w:pPr>
@@ -2286,7 +2273,7 @@
       <w:tr>
         <w:tc>
           <w:tcPr>
-            <w:tcW w:type="dxa" w:w="3324"/>
+            <w:tcW w:type="dxa" w:w="680"/>
           </w:tcPr>
           <w:p>
             <w:pPr>
@@ -2305,7 +2292,7 @@
         </w:tc>
         <w:tc>
           <w:tcPr>
-            <w:tcW w:type="dxa" w:w="3324"/>
+            <w:tcW w:type="dxa" w:w="4536"/>
           </w:tcPr>
           <w:p>
             <w:pPr>
@@ -2324,7 +2311,7 @@
         </w:tc>
         <w:tc>
           <w:tcPr>
-            <w:tcW w:type="dxa" w:w="3324"/>
+            <w:tcW w:type="dxa" w:w="4252"/>
           </w:tcPr>
           <w:p>
             <w:pPr>
@@ -2344,7 +2331,7 @@
       <w:tr>
         <w:tc>
           <w:tcPr>
-            <w:tcW w:type="dxa" w:w="3324"/>
+            <w:tcW w:type="dxa" w:w="680"/>
           </w:tcPr>
           <w:p>
             <w:pPr>
@@ -2363,7 +2350,7 @@
         </w:tc>
         <w:tc>
           <w:tcPr>
-            <w:tcW w:type="dxa" w:w="3324"/>
+            <w:tcW w:type="dxa" w:w="4536"/>
           </w:tcPr>
           <w:p>
             <w:pPr>
@@ -2382,7 +2369,7 @@
         </w:tc>
         <w:tc>
           <w:tcPr>
-            <w:tcW w:type="dxa" w:w="3324"/>
+            <w:tcW w:type="dxa" w:w="4252"/>
           </w:tcPr>
           <w:p>
             <w:pPr>
@@ -2402,7 +2389,7 @@
       <w:tr>
         <w:tc>
           <w:tcPr>
-            <w:tcW w:type="dxa" w:w="3324"/>
+            <w:tcW w:type="dxa" w:w="680"/>
           </w:tcPr>
           <w:p>
             <w:pPr>
@@ -2421,7 +2408,7 @@
         </w:tc>
         <w:tc>
           <w:tcPr>
-            <w:tcW w:type="dxa" w:w="3324"/>
+            <w:tcW w:type="dxa" w:w="4536"/>
           </w:tcPr>
           <w:p>
             <w:pPr>
@@ -2440,7 +2427,7 @@
         </w:tc>
         <w:tc>
           <w:tcPr>
-            <w:tcW w:type="dxa" w:w="3324"/>
+            <w:tcW w:type="dxa" w:w="4252"/>
           </w:tcPr>
           <w:p>
             <w:pPr>
@@ -2460,7 +2447,7 @@
       <w:tr>
         <w:tc>
           <w:tcPr>
-            <w:tcW w:type="dxa" w:w="3324"/>
+            <w:tcW w:type="dxa" w:w="680"/>
           </w:tcPr>
           <w:p>
             <w:pPr>
@@ -2479,7 +2466,7 @@
         </w:tc>
         <w:tc>
           <w:tcPr>
-            <w:tcW w:type="dxa" w:w="3324"/>
+            <w:tcW w:type="dxa" w:w="4536"/>
           </w:tcPr>
           <w:p>
             <w:pPr>
@@ -2498,7 +2485,7 @@
         </w:tc>
         <w:tc>
           <w:tcPr>
-            <w:tcW w:type="dxa" w:w="3324"/>
+            <w:tcW w:type="dxa" w:w="4252"/>
           </w:tcPr>
           <w:p>
             <w:pPr>
@@ -2518,7 +2505,7 @@
       <w:tr>
         <w:tc>
           <w:tcPr>
-            <w:tcW w:type="dxa" w:w="3324"/>
+            <w:tcW w:type="dxa" w:w="680"/>
           </w:tcPr>
           <w:p>
             <w:pPr>
@@ -2537,7 +2524,7 @@
         </w:tc>
         <w:tc>
           <w:tcPr>
-            <w:tcW w:type="dxa" w:w="3324"/>
+            <w:tcW w:type="dxa" w:w="4536"/>
           </w:tcPr>
           <w:p>
             <w:pPr>
@@ -2556,7 +2543,7 @@
         </w:tc>
         <w:tc>
           <w:tcPr>
-            <w:tcW w:type="dxa" w:w="3324"/>
+            <w:tcW w:type="dxa" w:w="4252"/>
           </w:tcPr>
           <w:p>
             <w:pPr>
@@ -2576,7 +2563,7 @@
       <w:tr>
         <w:tc>
           <w:tcPr>
-            <w:tcW w:type="dxa" w:w="3324"/>
+            <w:tcW w:type="dxa" w:w="680"/>
           </w:tcPr>
           <w:p>
             <w:pPr>
@@ -2595,7 +2582,7 @@
         </w:tc>
         <w:tc>
           <w:tcPr>
-            <w:tcW w:type="dxa" w:w="3324"/>
+            <w:tcW w:type="dxa" w:w="4536"/>
           </w:tcPr>
           <w:p>
             <w:pPr>
@@ -2614,7 +2601,7 @@
         </w:tc>
         <w:tc>
           <w:tcPr>
-            <w:tcW w:type="dxa" w:w="3324"/>
+            <w:tcW w:type="dxa" w:w="4252"/>
           </w:tcPr>
           <w:p>
             <w:pPr>
@@ -2634,7 +2621,7 @@
       <w:tr>
         <w:tc>
           <w:tcPr>
-            <w:tcW w:type="dxa" w:w="3324"/>
+            <w:tcW w:type="dxa" w:w="680"/>
           </w:tcPr>
           <w:p>
             <w:pPr>
@@ -2653,7 +2640,7 @@
         </w:tc>
         <w:tc>
           <w:tcPr>
-            <w:tcW w:type="dxa" w:w="3324"/>
+            <w:tcW w:type="dxa" w:w="4536"/>
           </w:tcPr>
           <w:p>
             <w:pPr>
@@ -2672,7 +2659,7 @@
         </w:tc>
         <w:tc>
           <w:tcPr>
-            <w:tcW w:type="dxa" w:w="3324"/>
+            <w:tcW w:type="dxa" w:w="4252"/>
           </w:tcPr>
           <w:p>
             <w:pPr>
@@ -2692,7 +2679,7 @@
       <w:tr>
         <w:tc>
           <w:tcPr>
-            <w:tcW w:type="dxa" w:w="3324"/>
+            <w:tcW w:type="dxa" w:w="680"/>
           </w:tcPr>
           <w:p>
             <w:pPr>
@@ -2711,7 +2698,7 @@
         </w:tc>
         <w:tc>
           <w:tcPr>
-            <w:tcW w:type="dxa" w:w="3324"/>
+            <w:tcW w:type="dxa" w:w="4536"/>
           </w:tcPr>
           <w:p>
             <w:pPr>
@@ -2730,7 +2717,7 @@
         </w:tc>
         <w:tc>
           <w:tcPr>
-            <w:tcW w:type="dxa" w:w="3324"/>
+            <w:tcW w:type="dxa" w:w="4252"/>
           </w:tcPr>
           <w:p>
             <w:pPr>
@@ -2750,7 +2737,7 @@
       <w:tr>
         <w:tc>
           <w:tcPr>
-            <w:tcW w:type="dxa" w:w="3324"/>
+            <w:tcW w:type="dxa" w:w="680"/>
           </w:tcPr>
           <w:p>
             <w:pPr>
@@ -2769,7 +2756,7 @@
         </w:tc>
         <w:tc>
           <w:tcPr>
-            <w:tcW w:type="dxa" w:w="3324"/>
+            <w:tcW w:type="dxa" w:w="4536"/>
           </w:tcPr>
           <w:p>
             <w:pPr>
@@ -2788,7 +2775,7 @@
         </w:tc>
         <w:tc>
           <w:tcPr>
-            <w:tcW w:type="dxa" w:w="3324"/>
+            <w:tcW w:type="dxa" w:w="4252"/>
           </w:tcPr>
           <w:p>
             <w:pPr>
@@ -2808,7 +2795,7 @@
       <w:tr>
         <w:tc>
           <w:tcPr>
-            <w:tcW w:type="dxa" w:w="3324"/>
+            <w:tcW w:type="dxa" w:w="680"/>
           </w:tcPr>
           <w:p>
             <w:pPr>
@@ -2827,7 +2814,7 @@
         </w:tc>
         <w:tc>
           <w:tcPr>
-            <w:tcW w:type="dxa" w:w="3324"/>
+            <w:tcW w:type="dxa" w:w="4536"/>
           </w:tcPr>
           <w:p>
             <w:pPr>
@@ -2846,7 +2833,7 @@
         </w:tc>
         <w:tc>
           <w:tcPr>
-            <w:tcW w:type="dxa" w:w="3324"/>
+            <w:tcW w:type="dxa" w:w="4252"/>
           </w:tcPr>
           <w:p>
             <w:pPr>
@@ -2866,7 +2853,7 @@
       <w:tr>
         <w:tc>
           <w:tcPr>
-            <w:tcW w:type="dxa" w:w="3324"/>
+            <w:tcW w:type="dxa" w:w="680"/>
           </w:tcPr>
           <w:p>
             <w:pPr>
@@ -2885,7 +2872,7 @@
         </w:tc>
         <w:tc>
           <w:tcPr>
-            <w:tcW w:type="dxa" w:w="3324"/>
+            <w:tcW w:type="dxa" w:w="4536"/>
           </w:tcPr>
           <w:p>
             <w:pPr>
@@ -2904,7 +2891,7 @@
         </w:tc>
         <w:tc>
           <w:tcPr>
-            <w:tcW w:type="dxa" w:w="3324"/>
+            <w:tcW w:type="dxa" w:w="4252"/>
           </w:tcPr>
           <w:p>
             <w:pPr>
@@ -2924,7 +2911,7 @@
       <w:tr>
         <w:tc>
           <w:tcPr>
-            <w:tcW w:type="dxa" w:w="3324"/>
+            <w:tcW w:type="dxa" w:w="680"/>
           </w:tcPr>
           <w:p>
             <w:pPr>
@@ -2943,7 +2930,7 @@
         </w:tc>
         <w:tc>
           <w:tcPr>
-            <w:tcW w:type="dxa" w:w="3324"/>
+            <w:tcW w:type="dxa" w:w="4536"/>
           </w:tcPr>
           <w:p>
             <w:pPr>
@@ -2962,7 +2949,7 @@
         </w:tc>
         <w:tc>
           <w:tcPr>
-            <w:tcW w:type="dxa" w:w="3324"/>
+            <w:tcW w:type="dxa" w:w="4252"/>
           </w:tcPr>
           <w:p>
             <w:pPr>
@@ -2982,7 +2969,7 @@
       <w:tr>
         <w:tc>
           <w:tcPr>
-            <w:tcW w:type="dxa" w:w="3324"/>
+            <w:tcW w:type="dxa" w:w="680"/>
           </w:tcPr>
           <w:p>
             <w:pPr>
@@ -3001,7 +2988,7 @@
         </w:tc>
         <w:tc>
           <w:tcPr>
-            <w:tcW w:type="dxa" w:w="3324"/>
+            <w:tcW w:type="dxa" w:w="4536"/>
           </w:tcPr>
           <w:p>
             <w:pPr>
@@ -3020,7 +3007,7 @@
         </w:tc>
         <w:tc>
           <w:tcPr>
-            <w:tcW w:type="dxa" w:w="3324"/>
+            <w:tcW w:type="dxa" w:w="4252"/>
           </w:tcPr>
           <w:p>
             <w:pPr>
@@ -3040,7 +3027,7 @@
       <w:tr>
         <w:tc>
           <w:tcPr>
-            <w:tcW w:type="dxa" w:w="3324"/>
+            <w:tcW w:type="dxa" w:w="680"/>
           </w:tcPr>
           <w:p>
             <w:pPr>
@@ -3059,7 +3046,7 @@
         </w:tc>
         <w:tc>
           <w:tcPr>
-            <w:tcW w:type="dxa" w:w="3324"/>
+            <w:tcW w:type="dxa" w:w="4536"/>
           </w:tcPr>
           <w:p>
             <w:pPr>
@@ -3078,7 +3065,7 @@
         </w:tc>
         <w:tc>
           <w:tcPr>
-            <w:tcW w:type="dxa" w:w="3324"/>
+            <w:tcW w:type="dxa" w:w="4252"/>
           </w:tcPr>
           <w:p>
             <w:pPr>
@@ -3098,7 +3085,7 @@
       <w:tr>
         <w:tc>
           <w:tcPr>
-            <w:tcW w:type="dxa" w:w="3324"/>
+            <w:tcW w:type="dxa" w:w="680"/>
           </w:tcPr>
           <w:p>
             <w:pPr>
@@ -3117,7 +3104,7 @@
         </w:tc>
         <w:tc>
           <w:tcPr>
-            <w:tcW w:type="dxa" w:w="3324"/>
+            <w:tcW w:type="dxa" w:w="4536"/>
           </w:tcPr>
           <w:p>
             <w:pPr>
@@ -3136,7 +3123,7 @@
         </w:tc>
         <w:tc>
           <w:tcPr>
-            <w:tcW w:type="dxa" w:w="3324"/>
+            <w:tcW w:type="dxa" w:w="4252"/>
           </w:tcPr>
           <w:p>
             <w:pPr>
@@ -3156,7 +3143,7 @@
       <w:tr>
         <w:tc>
           <w:tcPr>
-            <w:tcW w:type="dxa" w:w="3324"/>
+            <w:tcW w:type="dxa" w:w="680"/>
           </w:tcPr>
           <w:p>
             <w:pPr>
@@ -3175,7 +3162,7 @@
         </w:tc>
         <w:tc>
           <w:tcPr>
-            <w:tcW w:type="dxa" w:w="3324"/>
+            <w:tcW w:type="dxa" w:w="4536"/>
           </w:tcPr>
           <w:p>
             <w:pPr>
@@ -3194,7 +3181,7 @@
         </w:tc>
         <w:tc>
           <w:tcPr>
-            <w:tcW w:type="dxa" w:w="3324"/>
+            <w:tcW w:type="dxa" w:w="4252"/>
           </w:tcPr>
           <w:p>
             <w:pPr>
@@ -3214,7 +3201,7 @@
       <w:tr>
         <w:tc>
           <w:tcPr>
-            <w:tcW w:type="dxa" w:w="3324"/>
+            <w:tcW w:type="dxa" w:w="680"/>
           </w:tcPr>
           <w:p>
             <w:pPr>
@@ -3233,7 +3220,7 @@
         </w:tc>
         <w:tc>
           <w:tcPr>
-            <w:tcW w:type="dxa" w:w="3324"/>
+            <w:tcW w:type="dxa" w:w="4536"/>
           </w:tcPr>
           <w:p>
             <w:pPr>
@@ -3252,7 +3239,7 @@
         </w:tc>
         <w:tc>
           <w:tcPr>
-            <w:tcW w:type="dxa" w:w="3324"/>
+            <w:tcW w:type="dxa" w:w="4252"/>
           </w:tcPr>
           <w:p>
             <w:pPr>
@@ -3272,7 +3259,7 @@
       <w:tr>
         <w:tc>
           <w:tcPr>
-            <w:tcW w:type="dxa" w:w="3324"/>
+            <w:tcW w:type="dxa" w:w="680"/>
           </w:tcPr>
           <w:p>
             <w:pPr>
@@ -3291,7 +3278,7 @@
         </w:tc>
         <w:tc>
           <w:tcPr>
-            <w:tcW w:type="dxa" w:w="3324"/>
+            <w:tcW w:type="dxa" w:w="4536"/>
           </w:tcPr>
           <w:p>
             <w:pPr>
@@ -3310,7 +3297,7 @@
         </w:tc>
         <w:tc>
           <w:tcPr>
-            <w:tcW w:type="dxa" w:w="3324"/>
+            <w:tcW w:type="dxa" w:w="4252"/>
           </w:tcPr>
           <w:p>
             <w:pPr>
@@ -3722,6 +3709,7 @@
                 <w:i w:val="0"/>
                 <w:sz w:val="22"/>
               </w:rPr>
+              <w:t>kolokwium końcowe; rezultaty gry strategicznej; raport z wykonanego zadania</w:t>
             </w:r>
           </w:p>
         </w:tc>
@@ -3779,6 +3767,7 @@
                 <w:i w:val="0"/>
                 <w:sz w:val="22"/>
               </w:rPr>
+              <w:t>kolokwium końcowe; rezultaty gry strategicznej; raport z wykonanego zadania</w:t>
             </w:r>
           </w:p>
         </w:tc>
@@ -3942,6 +3931,7 @@
                 <w:i w:val="0"/>
                 <w:sz w:val="22"/>
               </w:rPr>
+              <w:t>kolokwium końcowe; rezultaty gry strategicznej; raport z wykonanego zadania</w:t>
             </w:r>
           </w:p>
         </w:tc>
@@ -3999,6 +3989,7 @@
                 <w:i w:val="0"/>
                 <w:sz w:val="22"/>
               </w:rPr>
+              <w:t>kolokwium końcowe; rezultaty gry strategicznej; raport z wykonanego zadania</w:t>
             </w:r>
           </w:p>
         </w:tc>
@@ -4161,6 +4152,7 @@
                 <w:i w:val="0"/>
                 <w:sz w:val="22"/>
               </w:rPr>
+              <w:t>kolokwium końcowe; rezultaty gry strategicznej; raport z wykonanego zadania</w:t>
             </w:r>
           </w:p>
         </w:tc>
@@ -4266,62 +4258,6 @@
                 <w:sz w:val="16"/>
               </w:rPr>
               <w:t>Wyposażenie specjalistyczne konieczne do realizacji przedmiotu</w:t>
-            </w:r>
-          </w:p>
-        </w:tc>
-      </w:tr>
-      <w:tr>
-        <w:tc>
-          <w:tcPr>
-            <w:tcW w:type="dxa" w:w="3324"/>
-          </w:tcPr>
-          <w:p>
-            <w:pPr>
-              <w:spacing w:before="20" w:after="20"/>
-            </w:pPr>
-            <w:r>
-              <w:rPr>
-                <w:rFonts w:ascii="Aptos" w:hAnsi="Aptos"/>
-                <w:b w:val="0"/>
-                <w:i w:val="0"/>
-                <w:sz w:val="22"/>
-              </w:rPr>
-            </w:r>
-          </w:p>
-        </w:tc>
-        <w:tc>
-          <w:tcPr>
-            <w:tcW w:type="dxa" w:w="3324"/>
-          </w:tcPr>
-          <w:p>
-            <w:pPr>
-              <w:spacing w:before="20" w:after="20"/>
-            </w:pPr>
-            <w:r>
-              <w:rPr>
-                <w:rFonts w:ascii="Aptos" w:hAnsi="Aptos"/>
-                <w:b w:val="0"/>
-                <w:i w:val="0"/>
-                <w:sz w:val="22"/>
-              </w:rPr>
-            </w:r>
-          </w:p>
-        </w:tc>
-        <w:tc>
-          <w:tcPr>
-            <w:tcW w:type="dxa" w:w="3324"/>
-          </w:tcPr>
-          <w:p>
-            <w:pPr>
-              <w:spacing w:before="20" w:after="20"/>
-            </w:pPr>
-            <w:r>
-              <w:rPr>
-                <w:rFonts w:ascii="Aptos" w:hAnsi="Aptos"/>
-                <w:b w:val="0"/>
-                <w:i w:val="0"/>
-                <w:sz w:val="22"/>
-              </w:rPr>
             </w:r>
           </w:p>
         </w:tc>

--- a/public/assets/files/stacjonarne/AIC.docx
+++ b/public/assets/files/stacjonarne/AIC.docx
@@ -144,7 +144,7 @@
                 <w:i w:val="0"/>
                 <w:sz w:val="22"/>
               </w:rPr>
-              <w:t>27.02.2026</w:t>
+              <w:t>08.03.2026</w:t>
             </w:r>
           </w:p>
         </w:tc>
@@ -1755,6 +1755,85 @@
                 <w:i w:val="0"/>
                 <w:sz w:val="22"/>
               </w:rPr>
+              <w:t>Bezpieczeństwo Systemów Informatycznych</w:t>
+            </w:r>
+          </w:p>
+        </w:tc>
+        <w:tc>
+          <w:tcPr>
+            <w:tcW w:type="dxa" w:w="4986"/>
+          </w:tcPr>
+          <w:p>
+            <w:pPr>
+              <w:spacing w:before="20" w:after="20"/>
+            </w:pPr>
+            <w:r>
+              <w:rPr>
+                <w:rFonts w:ascii="Aptos" w:hAnsi="Aptos"/>
+                <w:b w:val="0"/>
+                <w:i w:val="0"/>
+                <w:sz w:val="22"/>
+              </w:rPr>
+            </w:r>
+          </w:p>
+        </w:tc>
+      </w:tr>
+      <w:tr>
+        <w:tc>
+          <w:tcPr>
+            <w:tcW w:type="dxa" w:w="4986"/>
+          </w:tcPr>
+          <w:p>
+            <w:pPr>
+              <w:spacing w:before="20" w:after="20"/>
+            </w:pPr>
+            <w:r>
+              <w:rPr>
+                <w:rFonts w:ascii="Aptos" w:hAnsi="Aptos"/>
+                <w:b w:val="0"/>
+                <w:i w:val="0"/>
+                <w:sz w:val="22"/>
+              </w:rPr>
+              <w:t>Sieci Komputerowe</w:t>
+            </w:r>
+          </w:p>
+        </w:tc>
+        <w:tc>
+          <w:tcPr>
+            <w:tcW w:type="dxa" w:w="4986"/>
+          </w:tcPr>
+          <w:p>
+            <w:pPr>
+              <w:spacing w:before="20" w:after="20"/>
+            </w:pPr>
+            <w:r>
+              <w:rPr>
+                <w:rFonts w:ascii="Aptos" w:hAnsi="Aptos"/>
+                <w:b w:val="0"/>
+                <w:i w:val="0"/>
+                <w:sz w:val="22"/>
+              </w:rPr>
+            </w:r>
+          </w:p>
+        </w:tc>
+      </w:tr>
+      <w:tr>
+        <w:tc>
+          <w:tcPr>
+            <w:tcW w:type="dxa" w:w="4986"/>
+          </w:tcPr>
+          <w:p>
+            <w:pPr>
+              <w:spacing w:before="20" w:after="20"/>
+            </w:pPr>
+            <w:r>
+              <w:rPr>
+                <w:rFonts w:ascii="Aptos" w:hAnsi="Aptos"/>
+                <w:b w:val="0"/>
+                <w:i w:val="0"/>
+                <w:sz w:val="22"/>
+              </w:rPr>
+              <w:t>Systemy Operacyjne</w:t>
             </w:r>
           </w:p>
         </w:tc>

--- a/public/assets/files/stacjonarne/AIC.docx
+++ b/public/assets/files/stacjonarne/AIC.docx
@@ -3788,7 +3788,6 @@
                 <w:i w:val="0"/>
                 <w:sz w:val="22"/>
               </w:rPr>
-              <w:t>kolokwium końcowe; rezultaty gry strategicznej; raport z wykonanego zadania</w:t>
             </w:r>
           </w:p>
         </w:tc>
@@ -3809,6 +3808,7 @@
                 <w:i w:val="0"/>
                 <w:sz w:val="22"/>
               </w:rPr>
+              <w:t>K_W23</w:t>
             </w:r>
           </w:p>
         </w:tc>
@@ -3846,7 +3846,6 @@
                 <w:i w:val="0"/>
                 <w:sz w:val="22"/>
               </w:rPr>
-              <w:t>kolokwium końcowe; rezultaty gry strategicznej; raport z wykonanego zadania</w:t>
             </w:r>
           </w:p>
         </w:tc>
@@ -4010,7 +4009,7 @@
                 <w:i w:val="0"/>
                 <w:sz w:val="22"/>
               </w:rPr>
-              <w:t>kolokwium końcowe; rezultaty gry strategicznej; raport z wykonanego zadania</w:t>
+              <w:t>kolokwium końcowe, rezultaty gry strategicznej, raport z wykonanego zadania</w:t>
             </w:r>
           </w:p>
         </w:tc>
@@ -4031,6 +4030,7 @@
                 <w:i w:val="0"/>
                 <w:sz w:val="22"/>
               </w:rPr>
+              <w:t>K_U30</w:t>
             </w:r>
           </w:p>
         </w:tc>
@@ -4068,7 +4068,7 @@
                 <w:i w:val="0"/>
                 <w:sz w:val="22"/>
               </w:rPr>
-              <w:t>kolokwium końcowe; rezultaty gry strategicznej; raport z wykonanego zadania</w:t>
+              <w:t>kolokwium końcowe, rezultaty gry strategicznej, raport z wykonanego zadania</w:t>
             </w:r>
           </w:p>
         </w:tc>
@@ -4194,6 +4194,7 @@
                 <w:i w:val="0"/>
                 <w:sz w:val="22"/>
               </w:rPr>
+              <w:t>K_K04</w:t>
             </w:r>
           </w:p>
         </w:tc>
@@ -4231,7 +4232,7 @@
                 <w:i w:val="0"/>
                 <w:sz w:val="22"/>
               </w:rPr>
-              <w:t>kolokwium końcowe; rezultaty gry strategicznej; raport z wykonanego zadania</w:t>
+              <w:t>kolokwium końcowe, rezultaty gry strategicznej, raport z wykonanego zadania</w:t>
             </w:r>
           </w:p>
         </w:tc>

--- a/public/assets/files/stacjonarne/AIC.docx
+++ b/public/assets/files/stacjonarne/AIC.docx
@@ -1971,14 +1971,13 @@
       </w:tblPr>
       <w:tblGrid>
         <w:gridCol w:w="680"/>
-        <w:gridCol w:w="4536"/>
-        <w:gridCol w:w="4252"/>
+        <w:gridCol w:w="8788"/>
       </w:tblGrid>
       <w:tr>
         <w:tc>
           <w:tcPr>
             <w:tcW w:type="dxa" w:w="9468"/>
-            <w:gridSpan w:val="3"/>
+            <w:gridSpan w:val="2"/>
             <w:shd w:val="clear" w:color="auto" w:fill="D9D9D9"/>
           </w:tcPr>
           <w:p>
@@ -2020,7 +2019,7 @@
         </w:tc>
         <w:tc>
           <w:tcPr>
-            <w:tcW w:type="dxa" w:w="4536"/>
+            <w:tcW w:type="dxa" w:w="8788"/>
             <w:shd w:val="clear" w:color="auto" w:fill="D9D9D9"/>
           </w:tcPr>
           <w:p>
@@ -2034,27 +2033,7 @@
                 <w:i w:val="0"/>
                 <w:sz w:val="16"/>
               </w:rPr>
-              <w:t>Wykład</w:t>
-            </w:r>
-          </w:p>
-        </w:tc>
-        <w:tc>
-          <w:tcPr>
-            <w:tcW w:type="dxa" w:w="4252"/>
-            <w:shd w:val="clear" w:color="auto" w:fill="D9D9D9"/>
-          </w:tcPr>
-          <w:p>
-            <w:pPr>
-              <w:spacing w:before="20" w:after="20"/>
-            </w:pPr>
-            <w:r>
-              <w:rPr>
-                <w:rFonts w:ascii="Aptos" w:hAnsi="Aptos"/>
-                <w:b/>
-                <w:i w:val="0"/>
-                <w:sz w:val="16"/>
-              </w:rPr>
-              <w:t>Ćwiczenia / Laboratorium / Pracownia</w:t>
+              <w:t>Treści programowe</w:t>
             </w:r>
           </w:p>
         </w:tc>
@@ -2081,7 +2060,7 @@
         </w:tc>
         <w:tc>
           <w:tcPr>
-            <w:tcW w:type="dxa" w:w="4536"/>
+            <w:tcW w:type="dxa" w:w="8788"/>
           </w:tcPr>
           <w:p>
             <w:pPr>
@@ -2095,24 +2074,6 @@
                 <w:sz w:val="22"/>
               </w:rPr>
               <w:t>Wykład:</w:t>
-            </w:r>
-          </w:p>
-        </w:tc>
-        <w:tc>
-          <w:tcPr>
-            <w:tcW w:type="dxa" w:w="4252"/>
-          </w:tcPr>
-          <w:p>
-            <w:pPr>
-              <w:spacing w:before="20" w:after="20"/>
-            </w:pPr>
-            <w:r>
-              <w:rPr>
-                <w:rFonts w:ascii="Aptos" w:hAnsi="Aptos"/>
-                <w:b w:val="0"/>
-                <w:i w:val="0"/>
-                <w:sz w:val="22"/>
-              </w:rPr>
             </w:r>
           </w:p>
         </w:tc>
@@ -2139,7 +2100,7 @@
         </w:tc>
         <w:tc>
           <w:tcPr>
-            <w:tcW w:type="dxa" w:w="4536"/>
+            <w:tcW w:type="dxa" w:w="8788"/>
           </w:tcPr>
           <w:p>
             <w:pPr>
@@ -2153,24 +2114,6 @@
                 <w:sz w:val="22"/>
               </w:rPr>
               <w:t>Anatomia zagrożenia – Ransomware (wg. ENISA)</w:t>
-            </w:r>
-          </w:p>
-        </w:tc>
-        <w:tc>
-          <w:tcPr>
-            <w:tcW w:type="dxa" w:w="4252"/>
-          </w:tcPr>
-          <w:p>
-            <w:pPr>
-              <w:spacing w:before="20" w:after="20"/>
-            </w:pPr>
-            <w:r>
-              <w:rPr>
-                <w:rFonts w:ascii="Aptos" w:hAnsi="Aptos"/>
-                <w:b w:val="0"/>
-                <w:i w:val="0"/>
-                <w:sz w:val="22"/>
-              </w:rPr>
             </w:r>
           </w:p>
         </w:tc>
@@ -2197,7 +2140,7 @@
         </w:tc>
         <w:tc>
           <w:tcPr>
-            <w:tcW w:type="dxa" w:w="4536"/>
+            <w:tcW w:type="dxa" w:w="8788"/>
           </w:tcPr>
           <w:p>
             <w:pPr>
@@ -2211,24 +2154,6 @@
                 <w:sz w:val="22"/>
               </w:rPr>
               <w:t>Anatomia zagrożenia – Malware (wg. ENISA)</w:t>
-            </w:r>
-          </w:p>
-        </w:tc>
-        <w:tc>
-          <w:tcPr>
-            <w:tcW w:type="dxa" w:w="4252"/>
-          </w:tcPr>
-          <w:p>
-            <w:pPr>
-              <w:spacing w:before="20" w:after="20"/>
-            </w:pPr>
-            <w:r>
-              <w:rPr>
-                <w:rFonts w:ascii="Aptos" w:hAnsi="Aptos"/>
-                <w:b w:val="0"/>
-                <w:i w:val="0"/>
-                <w:sz w:val="22"/>
-              </w:rPr>
             </w:r>
           </w:p>
         </w:tc>
@@ -2255,7 +2180,7 @@
         </w:tc>
         <w:tc>
           <w:tcPr>
-            <w:tcW w:type="dxa" w:w="4536"/>
+            <w:tcW w:type="dxa" w:w="8788"/>
           </w:tcPr>
           <w:p>
             <w:pPr>
@@ -2269,24 +2194,6 @@
                 <w:sz w:val="22"/>
               </w:rPr>
               <w:t>Anatomia zagrożenia – Cryptojacking (wg. ENISA)</w:t>
-            </w:r>
-          </w:p>
-        </w:tc>
-        <w:tc>
-          <w:tcPr>
-            <w:tcW w:type="dxa" w:w="4252"/>
-          </w:tcPr>
-          <w:p>
-            <w:pPr>
-              <w:spacing w:before="20" w:after="20"/>
-            </w:pPr>
-            <w:r>
-              <w:rPr>
-                <w:rFonts w:ascii="Aptos" w:hAnsi="Aptos"/>
-                <w:b w:val="0"/>
-                <w:i w:val="0"/>
-                <w:sz w:val="22"/>
-              </w:rPr>
             </w:r>
           </w:p>
         </w:tc>
@@ -2313,7 +2220,7 @@
         </w:tc>
         <w:tc>
           <w:tcPr>
-            <w:tcW w:type="dxa" w:w="4536"/>
+            <w:tcW w:type="dxa" w:w="8788"/>
           </w:tcPr>
           <w:p>
             <w:pPr>
@@ -2327,24 +2234,6 @@
                 <w:sz w:val="22"/>
               </w:rPr>
               <w:t>Anatomia zagrożenia - E-mail related threats (wg. ENISA)</w:t>
-            </w:r>
-          </w:p>
-        </w:tc>
-        <w:tc>
-          <w:tcPr>
-            <w:tcW w:type="dxa" w:w="4252"/>
-          </w:tcPr>
-          <w:p>
-            <w:pPr>
-              <w:spacing w:before="20" w:after="20"/>
-            </w:pPr>
-            <w:r>
-              <w:rPr>
-                <w:rFonts w:ascii="Aptos" w:hAnsi="Aptos"/>
-                <w:b w:val="0"/>
-                <w:i w:val="0"/>
-                <w:sz w:val="22"/>
-              </w:rPr>
             </w:r>
           </w:p>
         </w:tc>
@@ -2371,7 +2260,7 @@
         </w:tc>
         <w:tc>
           <w:tcPr>
-            <w:tcW w:type="dxa" w:w="4536"/>
+            <w:tcW w:type="dxa" w:w="8788"/>
           </w:tcPr>
           <w:p>
             <w:pPr>
@@ -2385,24 +2274,6 @@
                 <w:sz w:val="22"/>
               </w:rPr>
               <w:t>Anatomia zagrożenia - Threats against data (wg. ENISA)</w:t>
-            </w:r>
-          </w:p>
-        </w:tc>
-        <w:tc>
-          <w:tcPr>
-            <w:tcW w:type="dxa" w:w="4252"/>
-          </w:tcPr>
-          <w:p>
-            <w:pPr>
-              <w:spacing w:before="20" w:after="20"/>
-            </w:pPr>
-            <w:r>
-              <w:rPr>
-                <w:rFonts w:ascii="Aptos" w:hAnsi="Aptos"/>
-                <w:b w:val="0"/>
-                <w:i w:val="0"/>
-                <w:sz w:val="22"/>
-              </w:rPr>
             </w:r>
           </w:p>
         </w:tc>
@@ -2429,7 +2300,7 @@
         </w:tc>
         <w:tc>
           <w:tcPr>
-            <w:tcW w:type="dxa" w:w="4536"/>
+            <w:tcW w:type="dxa" w:w="8788"/>
           </w:tcPr>
           <w:p>
             <w:pPr>
@@ -2443,24 +2314,6 @@
                 <w:sz w:val="22"/>
               </w:rPr>
               <w:t>Anatomia zagrożenia - Threats against availability and integrity (wg. ENISA)</w:t>
-            </w:r>
-          </w:p>
-        </w:tc>
-        <w:tc>
-          <w:tcPr>
-            <w:tcW w:type="dxa" w:w="4252"/>
-          </w:tcPr>
-          <w:p>
-            <w:pPr>
-              <w:spacing w:before="20" w:after="20"/>
-            </w:pPr>
-            <w:r>
-              <w:rPr>
-                <w:rFonts w:ascii="Aptos" w:hAnsi="Aptos"/>
-                <w:b w:val="0"/>
-                <w:i w:val="0"/>
-                <w:sz w:val="22"/>
-              </w:rPr>
             </w:r>
           </w:p>
         </w:tc>
@@ -2487,7 +2340,7 @@
         </w:tc>
         <w:tc>
           <w:tcPr>
-            <w:tcW w:type="dxa" w:w="4536"/>
+            <w:tcW w:type="dxa" w:w="8788"/>
           </w:tcPr>
           <w:p>
             <w:pPr>
@@ -2501,24 +2354,6 @@
                 <w:sz w:val="22"/>
               </w:rPr>
               <w:t>Anatomia zagrożenia - Disinformation – misinformation (wg. ENISA)</w:t>
-            </w:r>
-          </w:p>
-        </w:tc>
-        <w:tc>
-          <w:tcPr>
-            <w:tcW w:type="dxa" w:w="4252"/>
-          </w:tcPr>
-          <w:p>
-            <w:pPr>
-              <w:spacing w:before="20" w:after="20"/>
-            </w:pPr>
-            <w:r>
-              <w:rPr>
-                <w:rFonts w:ascii="Aptos" w:hAnsi="Aptos"/>
-                <w:b w:val="0"/>
-                <w:i w:val="0"/>
-                <w:sz w:val="22"/>
-              </w:rPr>
             </w:r>
           </w:p>
         </w:tc>
@@ -2545,7 +2380,7 @@
         </w:tc>
         <w:tc>
           <w:tcPr>
-            <w:tcW w:type="dxa" w:w="4536"/>
+            <w:tcW w:type="dxa" w:w="8788"/>
           </w:tcPr>
           <w:p>
             <w:pPr>
@@ -2559,24 +2394,6 @@
                 <w:sz w:val="22"/>
               </w:rPr>
               <w:t>Anatomia zagrożenia - Non-malicious threats (wg. ENISA)</w:t>
-            </w:r>
-          </w:p>
-        </w:tc>
-        <w:tc>
-          <w:tcPr>
-            <w:tcW w:type="dxa" w:w="4252"/>
-          </w:tcPr>
-          <w:p>
-            <w:pPr>
-              <w:spacing w:before="20" w:after="20"/>
-            </w:pPr>
-            <w:r>
-              <w:rPr>
-                <w:rFonts w:ascii="Aptos" w:hAnsi="Aptos"/>
-                <w:b w:val="0"/>
-                <w:i w:val="0"/>
-                <w:sz w:val="22"/>
-              </w:rPr>
             </w:r>
           </w:p>
         </w:tc>
@@ -2603,7 +2420,7 @@
         </w:tc>
         <w:tc>
           <w:tcPr>
-            <w:tcW w:type="dxa" w:w="4536"/>
+            <w:tcW w:type="dxa" w:w="8788"/>
           </w:tcPr>
           <w:p>
             <w:pPr>
@@ -2617,24 +2434,6 @@
                 <w:sz w:val="22"/>
               </w:rPr>
               <w:t>Laboratoria:</w:t>
-            </w:r>
-          </w:p>
-        </w:tc>
-        <w:tc>
-          <w:tcPr>
-            <w:tcW w:type="dxa" w:w="4252"/>
-          </w:tcPr>
-          <w:p>
-            <w:pPr>
-              <w:spacing w:before="20" w:after="20"/>
-            </w:pPr>
-            <w:r>
-              <w:rPr>
-                <w:rFonts w:ascii="Aptos" w:hAnsi="Aptos"/>
-                <w:b w:val="0"/>
-                <w:i w:val="0"/>
-                <w:sz w:val="22"/>
-              </w:rPr>
             </w:r>
           </w:p>
         </w:tc>
@@ -2661,7 +2460,7 @@
         </w:tc>
         <w:tc>
           <w:tcPr>
-            <w:tcW w:type="dxa" w:w="4536"/>
+            <w:tcW w:type="dxa" w:w="8788"/>
           </w:tcPr>
           <w:p>
             <w:pPr>
@@ -2675,24 +2474,6 @@
                 <w:sz w:val="22"/>
               </w:rPr>
               <w:t>Zapoznanie się z organizacją oraz utworzenie Zespołów SOC</w:t>
-            </w:r>
-          </w:p>
-        </w:tc>
-        <w:tc>
-          <w:tcPr>
-            <w:tcW w:type="dxa" w:w="4252"/>
-          </w:tcPr>
-          <w:p>
-            <w:pPr>
-              <w:spacing w:before="20" w:after="20"/>
-            </w:pPr>
-            <w:r>
-              <w:rPr>
-                <w:rFonts w:ascii="Aptos" w:hAnsi="Aptos"/>
-                <w:b w:val="0"/>
-                <w:i w:val="0"/>
-                <w:sz w:val="22"/>
-              </w:rPr>
             </w:r>
           </w:p>
         </w:tc>
@@ -2719,7 +2500,7 @@
         </w:tc>
         <w:tc>
           <w:tcPr>
-            <w:tcW w:type="dxa" w:w="4536"/>
+            <w:tcW w:type="dxa" w:w="8788"/>
           </w:tcPr>
           <w:p>
             <w:pPr>
@@ -2733,24 +2514,6 @@
                 <w:sz w:val="22"/>
               </w:rPr>
               <w:t>Atak 1: Atak typu Ransomware, Poziom 1– Reakcja i prewencja</w:t>
-            </w:r>
-          </w:p>
-        </w:tc>
-        <w:tc>
-          <w:tcPr>
-            <w:tcW w:type="dxa" w:w="4252"/>
-          </w:tcPr>
-          <w:p>
-            <w:pPr>
-              <w:spacing w:before="20" w:after="20"/>
-            </w:pPr>
-            <w:r>
-              <w:rPr>
-                <w:rFonts w:ascii="Aptos" w:hAnsi="Aptos"/>
-                <w:b w:val="0"/>
-                <w:i w:val="0"/>
-                <w:sz w:val="22"/>
-              </w:rPr>
             </w:r>
           </w:p>
         </w:tc>
@@ -2777,7 +2540,7 @@
         </w:tc>
         <w:tc>
           <w:tcPr>
-            <w:tcW w:type="dxa" w:w="4536"/>
+            <w:tcW w:type="dxa" w:w="8788"/>
           </w:tcPr>
           <w:p>
             <w:pPr>
@@ -2791,24 +2554,6 @@
                 <w:sz w:val="22"/>
               </w:rPr>
               <w:t>Atak 2: Atak typu Malware. Poziom 1 – Reakcja i prewencja</w:t>
-            </w:r>
-          </w:p>
-        </w:tc>
-        <w:tc>
-          <w:tcPr>
-            <w:tcW w:type="dxa" w:w="4252"/>
-          </w:tcPr>
-          <w:p>
-            <w:pPr>
-              <w:spacing w:before="20" w:after="20"/>
-            </w:pPr>
-            <w:r>
-              <w:rPr>
-                <w:rFonts w:ascii="Aptos" w:hAnsi="Aptos"/>
-                <w:b w:val="0"/>
-                <w:i w:val="0"/>
-                <w:sz w:val="22"/>
-              </w:rPr>
             </w:r>
           </w:p>
         </w:tc>
@@ -2835,7 +2580,7 @@
         </w:tc>
         <w:tc>
           <w:tcPr>
-            <w:tcW w:type="dxa" w:w="4536"/>
+            <w:tcW w:type="dxa" w:w="8788"/>
           </w:tcPr>
           <w:p>
             <w:pPr>
@@ -2849,24 +2594,6 @@
                 <w:sz w:val="22"/>
               </w:rPr>
               <w:t>Atak 3: Atak typu Cryptojacking, Poziom 1 – Reakcja i prewencja</w:t>
-            </w:r>
-          </w:p>
-        </w:tc>
-        <w:tc>
-          <w:tcPr>
-            <w:tcW w:type="dxa" w:w="4252"/>
-          </w:tcPr>
-          <w:p>
-            <w:pPr>
-              <w:spacing w:before="20" w:after="20"/>
-            </w:pPr>
-            <w:r>
-              <w:rPr>
-                <w:rFonts w:ascii="Aptos" w:hAnsi="Aptos"/>
-                <w:b w:val="0"/>
-                <w:i w:val="0"/>
-                <w:sz w:val="22"/>
-              </w:rPr>
             </w:r>
           </w:p>
         </w:tc>
@@ -2893,7 +2620,7 @@
         </w:tc>
         <w:tc>
           <w:tcPr>
-            <w:tcW w:type="dxa" w:w="4536"/>
+            <w:tcW w:type="dxa" w:w="8788"/>
           </w:tcPr>
           <w:p>
             <w:pPr>
@@ -2907,24 +2634,6 @@
                 <w:sz w:val="22"/>
               </w:rPr>
               <w:t>Atak 4: Atak typu E-mail related threats, Poziom 1 – Reakcja i prewencja</w:t>
-            </w:r>
-          </w:p>
-        </w:tc>
-        <w:tc>
-          <w:tcPr>
-            <w:tcW w:type="dxa" w:w="4252"/>
-          </w:tcPr>
-          <w:p>
-            <w:pPr>
-              <w:spacing w:before="20" w:after="20"/>
-            </w:pPr>
-            <w:r>
-              <w:rPr>
-                <w:rFonts w:ascii="Aptos" w:hAnsi="Aptos"/>
-                <w:b w:val="0"/>
-                <w:i w:val="0"/>
-                <w:sz w:val="22"/>
-              </w:rPr>
             </w:r>
           </w:p>
         </w:tc>
@@ -2951,7 +2660,7 @@
         </w:tc>
         <w:tc>
           <w:tcPr>
-            <w:tcW w:type="dxa" w:w="4536"/>
+            <w:tcW w:type="dxa" w:w="8788"/>
           </w:tcPr>
           <w:p>
             <w:pPr>
@@ -2965,24 +2674,6 @@
                 <w:sz w:val="22"/>
               </w:rPr>
               <w:t>Atak 5: Atak typu Threats against data, Poziom 1 – Reakcja i prewencja</w:t>
-            </w:r>
-          </w:p>
-        </w:tc>
-        <w:tc>
-          <w:tcPr>
-            <w:tcW w:type="dxa" w:w="4252"/>
-          </w:tcPr>
-          <w:p>
-            <w:pPr>
-              <w:spacing w:before="20" w:after="20"/>
-            </w:pPr>
-            <w:r>
-              <w:rPr>
-                <w:rFonts w:ascii="Aptos" w:hAnsi="Aptos"/>
-                <w:b w:val="0"/>
-                <w:i w:val="0"/>
-                <w:sz w:val="22"/>
-              </w:rPr>
             </w:r>
           </w:p>
         </w:tc>
@@ -3009,7 +2700,7 @@
         </w:tc>
         <w:tc>
           <w:tcPr>
-            <w:tcW w:type="dxa" w:w="4536"/>
+            <w:tcW w:type="dxa" w:w="8788"/>
           </w:tcPr>
           <w:p>
             <w:pPr>
@@ -3023,24 +2714,6 @@
                 <w:sz w:val="22"/>
               </w:rPr>
               <w:t>Atak 6: Atak typu Threats against availability and integrity, Poziom 1 – Reakcja i prewencja</w:t>
-            </w:r>
-          </w:p>
-        </w:tc>
-        <w:tc>
-          <w:tcPr>
-            <w:tcW w:type="dxa" w:w="4252"/>
-          </w:tcPr>
-          <w:p>
-            <w:pPr>
-              <w:spacing w:before="20" w:after="20"/>
-            </w:pPr>
-            <w:r>
-              <w:rPr>
-                <w:rFonts w:ascii="Aptos" w:hAnsi="Aptos"/>
-                <w:b w:val="0"/>
-                <w:i w:val="0"/>
-                <w:sz w:val="22"/>
-              </w:rPr>
             </w:r>
           </w:p>
         </w:tc>
@@ -3067,7 +2740,7 @@
         </w:tc>
         <w:tc>
           <w:tcPr>
-            <w:tcW w:type="dxa" w:w="4536"/>
+            <w:tcW w:type="dxa" w:w="8788"/>
           </w:tcPr>
           <w:p>
             <w:pPr>
@@ -3081,24 +2754,6 @@
                 <w:sz w:val="22"/>
               </w:rPr>
               <w:t>Atak 7: Atak typu Disinformation – misinformation, Poziom 1 – Reakcja i prewencja</w:t>
-            </w:r>
-          </w:p>
-        </w:tc>
-        <w:tc>
-          <w:tcPr>
-            <w:tcW w:type="dxa" w:w="4252"/>
-          </w:tcPr>
-          <w:p>
-            <w:pPr>
-              <w:spacing w:before="20" w:after="20"/>
-            </w:pPr>
-            <w:r>
-              <w:rPr>
-                <w:rFonts w:ascii="Aptos" w:hAnsi="Aptos"/>
-                <w:b w:val="0"/>
-                <w:i w:val="0"/>
-                <w:sz w:val="22"/>
-              </w:rPr>
             </w:r>
           </w:p>
         </w:tc>
@@ -3125,7 +2780,7 @@
         </w:tc>
         <w:tc>
           <w:tcPr>
-            <w:tcW w:type="dxa" w:w="4536"/>
+            <w:tcW w:type="dxa" w:w="8788"/>
           </w:tcPr>
           <w:p>
             <w:pPr>
@@ -3139,24 +2794,6 @@
                 <w:sz w:val="22"/>
               </w:rPr>
               <w:t>Atak 8: Atak typu Non-malicious threats, Poziom 1 – Reakcja i prewencja</w:t>
-            </w:r>
-          </w:p>
-        </w:tc>
-        <w:tc>
-          <w:tcPr>
-            <w:tcW w:type="dxa" w:w="4252"/>
-          </w:tcPr>
-          <w:p>
-            <w:pPr>
-              <w:spacing w:before="20" w:after="20"/>
-            </w:pPr>
-            <w:r>
-              <w:rPr>
-                <w:rFonts w:ascii="Aptos" w:hAnsi="Aptos"/>
-                <w:b w:val="0"/>
-                <w:i w:val="0"/>
-                <w:sz w:val="22"/>
-              </w:rPr>
             </w:r>
           </w:p>
         </w:tc>
@@ -3183,7 +2820,7 @@
         </w:tc>
         <w:tc>
           <w:tcPr>
-            <w:tcW w:type="dxa" w:w="4536"/>
+            <w:tcW w:type="dxa" w:w="8788"/>
           </w:tcPr>
           <w:p>
             <w:pPr>
@@ -3197,24 +2834,6 @@
                 <w:sz w:val="22"/>
               </w:rPr>
               <w:t>Atak 9: Atak typu Zaawansowany wektor ataku 1, Poziom 2  – Reakcja i prewencja</w:t>
-            </w:r>
-          </w:p>
-        </w:tc>
-        <w:tc>
-          <w:tcPr>
-            <w:tcW w:type="dxa" w:w="4252"/>
-          </w:tcPr>
-          <w:p>
-            <w:pPr>
-              <w:spacing w:before="20" w:after="20"/>
-            </w:pPr>
-            <w:r>
-              <w:rPr>
-                <w:rFonts w:ascii="Aptos" w:hAnsi="Aptos"/>
-                <w:b w:val="0"/>
-                <w:i w:val="0"/>
-                <w:sz w:val="22"/>
-              </w:rPr>
             </w:r>
           </w:p>
         </w:tc>
@@ -3241,7 +2860,7 @@
         </w:tc>
         <w:tc>
           <w:tcPr>
-            <w:tcW w:type="dxa" w:w="4536"/>
+            <w:tcW w:type="dxa" w:w="8788"/>
           </w:tcPr>
           <w:p>
             <w:pPr>
@@ -3255,24 +2874,6 @@
                 <w:sz w:val="22"/>
               </w:rPr>
               <w:t>Atak 10: Atak typu Zaawansowany wektor ataku 2, Poziom 2  – Reakcja i prewencja</w:t>
-            </w:r>
-          </w:p>
-        </w:tc>
-        <w:tc>
-          <w:tcPr>
-            <w:tcW w:type="dxa" w:w="4252"/>
-          </w:tcPr>
-          <w:p>
-            <w:pPr>
-              <w:spacing w:before="20" w:after="20"/>
-            </w:pPr>
-            <w:r>
-              <w:rPr>
-                <w:rFonts w:ascii="Aptos" w:hAnsi="Aptos"/>
-                <w:b w:val="0"/>
-                <w:i w:val="0"/>
-                <w:sz w:val="22"/>
-              </w:rPr>
             </w:r>
           </w:p>
         </w:tc>
@@ -3299,7 +2900,7 @@
         </w:tc>
         <w:tc>
           <w:tcPr>
-            <w:tcW w:type="dxa" w:w="4536"/>
+            <w:tcW w:type="dxa" w:w="8788"/>
           </w:tcPr>
           <w:p>
             <w:pPr>
@@ -3313,24 +2914,6 @@
                 <w:sz w:val="22"/>
               </w:rPr>
               <w:t>Atak 11: Atak typu Zaawansowany wektor ataku 3, Poziom 2  – Reakcja i prewencja</w:t>
-            </w:r>
-          </w:p>
-        </w:tc>
-        <w:tc>
-          <w:tcPr>
-            <w:tcW w:type="dxa" w:w="4252"/>
-          </w:tcPr>
-          <w:p>
-            <w:pPr>
-              <w:spacing w:before="20" w:after="20"/>
-            </w:pPr>
-            <w:r>
-              <w:rPr>
-                <w:rFonts w:ascii="Aptos" w:hAnsi="Aptos"/>
-                <w:b w:val="0"/>
-                <w:i w:val="0"/>
-                <w:sz w:val="22"/>
-              </w:rPr>
             </w:r>
           </w:p>
         </w:tc>
@@ -3357,7 +2940,7 @@
         </w:tc>
         <w:tc>
           <w:tcPr>
-            <w:tcW w:type="dxa" w:w="4536"/>
+            <w:tcW w:type="dxa" w:w="8788"/>
           </w:tcPr>
           <w:p>
             <w:pPr>
@@ -3371,24 +2954,6 @@
                 <w:sz w:val="22"/>
               </w:rPr>
               <w:t>Atak 12 : Atak typu Zaawansowany wektor ataku 4, Poziom 2  – Reakcja i prewencja</w:t>
-            </w:r>
-          </w:p>
-        </w:tc>
-        <w:tc>
-          <w:tcPr>
-            <w:tcW w:type="dxa" w:w="4252"/>
-          </w:tcPr>
-          <w:p>
-            <w:pPr>
-              <w:spacing w:before="20" w:after="20"/>
-            </w:pPr>
-            <w:r>
-              <w:rPr>
-                <w:rFonts w:ascii="Aptos" w:hAnsi="Aptos"/>
-                <w:b w:val="0"/>
-                <w:i w:val="0"/>
-                <w:sz w:val="22"/>
-              </w:rPr>
             </w:r>
           </w:p>
         </w:tc>

--- a/public/assets/files/stacjonarne/AIC.docx
+++ b/public/assets/files/stacjonarne/AIC.docx
@@ -1458,7 +1458,7 @@
                 <w:rFonts w:ascii="Aptos" w:hAnsi="Aptos"/>
                 <w:sz w:val="22"/>
               </w:rPr>
-              <w:t>☑ Nieoceniany</w:t>
+              <w:t>☐ Nieoceniany</w:t>
             </w:r>
           </w:p>
           <w:p>
@@ -1494,7 +1494,7 @@
                 <w:rFonts w:ascii="Aptos" w:hAnsi="Aptos"/>
                 <w:sz w:val="22"/>
               </w:rPr>
-              <w:t>☐ Egzamin</w:t>
+              <w:t>☑ Egzamin</w:t>
             </w:r>
           </w:p>
         </w:tc>

--- a/public/assets/files/stacjonarne/AIC.docx
+++ b/public/assets/files/stacjonarne/AIC.docx
@@ -315,7 +315,7 @@
                 <w:i w:val="0"/>
                 <w:sz w:val="22"/>
               </w:rPr>
-              <w:t>4</w:t>
+              <w:t>5</w:t>
             </w:r>
           </w:p>
         </w:tc>
@@ -1093,7 +1093,7 @@
                 <w:i w:val="0"/>
                 <w:sz w:val="22"/>
               </w:rPr>
-              <w:t>40</w:t>
+              <w:t>65</w:t>
             </w:r>
           </w:p>
         </w:tc>
@@ -1113,7 +1113,7 @@
                 <w:i w:val="0"/>
                 <w:sz w:val="22"/>
               </w:rPr>
-              <w:t>1.6</w:t>
+              <w:t>2.6</w:t>
             </w:r>
           </w:p>
         </w:tc>
